--- a/templates/exercise-template-ex1.docx
+++ b/templates/exercise-template-ex1.docx
@@ -115,7 +115,7 @@
       <m:oMath>
         <m:r>
           <m:rPr>
-            <m:sty m:val="b"/>
+            <m:sty m:val="bi"/>
           </m:rPr>
           <m:t>c</m:t>
         </m:r>
@@ -127,7 +127,7 @@
         </m:r>
         <m:r>
           <m:rPr>
-            <m:sty m:val="b"/>
+            <m:sty m:val="bi"/>
           </m:rPr>
           <m:t>a</m:t>
         </m:r>
@@ -139,7 +139,7 @@
         </m:r>
         <m:r>
           <m:rPr>
-            <m:sty m:val="b"/>
+            <m:sty m:val="bi"/>
           </m:rPr>
           <m:t>b</m:t>
         </m:r>
@@ -177,7 +177,7 @@
               <m:e>
                 <m:r>
                   <m:rPr>
-                    <m:sty m:val="b"/>
+                    <m:sty m:val="bi"/>
                   </m:rPr>
                   <m:t>a</m:t>
                 </m:r>
@@ -237,7 +237,7 @@
                 </m:r>
                 <m:r>
                   <m:rPr>
-                    <m:sty m:val="b"/>
+                    <m:sty m:val="bi"/>
                   </m:rPr>
                   <m:t>b</m:t>
                 </m:r>
@@ -311,7 +311,7 @@
       <m:oMath>
         <m:r>
           <m:rPr>
-            <m:sty m:val="b"/>
+            <m:sty m:val="bi"/>
           </m:rPr>
           <m:t>a</m:t>
         </m:r>
@@ -323,7 +323,7 @@
         </m:r>
         <m:r>
           <m:rPr>
-            <m:sty m:val="b"/>
+            <m:sty m:val="bi"/>
           </m:rPr>
           <m:t>b</m:t>
         </m:r>
@@ -367,7 +367,7 @@
                 </m:r>
                 <m:r>
                   <m:rPr>
-                    <m:sty m:val="b"/>
+                    <m:sty m:val="bi"/>
                   </m:rPr>
                   <m:t>a</m:t>
                 </m:r>
@@ -379,7 +379,7 @@
                 </m:r>
                 <m:r>
                   <m:rPr>
-                    <m:sty m:val="b"/>
+                    <m:sty m:val="bi"/>
                   </m:rPr>
                   <m:t>b</m:t>
                 </m:r>
@@ -420,7 +420,7 @@
       <m:oMath>
         <m:r>
           <m:rPr>
-            <m:sty m:val="b"/>
+            <m:sty m:val="bi"/>
           </m:rPr>
           <m:t>C</m:t>
         </m:r>
@@ -432,13 +432,13 @@
         </m:r>
         <m:r>
           <m:rPr>
-            <m:sty m:val="b"/>
+            <m:sty m:val="bi"/>
           </m:rPr>
           <m:t>A</m:t>
         </m:r>
         <m:r>
           <m:rPr>
-            <m:sty m:val="b"/>
+            <m:sty m:val="bi"/>
           </m:rPr>
           <m:t>B</m:t>
         </m:r>
@@ -458,7 +458,7 @@
         <m:oMath>
           <m:r>
             <m:rPr>
-              <m:sty m:val="b"/>
+              <m:sty m:val="bi"/>
             </m:rPr>
             <m:t>A</m:t>
           </m:r>
@@ -581,7 +581,7 @@
                 </m:r>
                 <m:r>
                   <m:rPr>
-                    <m:sty m:val="b"/>
+                    <m:sty m:val="bi"/>
                   </m:rPr>
                   <m:t>B</m:t>
                 </m:r>
@@ -721,7 +721,7 @@
       <m:oMath>
         <m:r>
           <m:rPr>
-            <m:sty m:val="b"/>
+            <m:sty m:val="bi"/>
           </m:rPr>
           <m:t>A</m:t>
         </m:r>
@@ -741,7 +741,7 @@
         <m:oMath>
           <m:r>
             <m:rPr>
-              <m:sty m:val="b"/>
+              <m:sty m:val="bi"/>
             </m:rPr>
             <m:t>A</m:t>
           </m:r>
@@ -1012,7 +1012,7 @@
       <m:oMath>
         <m:r>
           <m:rPr>
-            <m:sty m:val="b"/>
+            <m:sty m:val="bi"/>
           </m:rPr>
           <m:t>A</m:t>
         </m:r>
@@ -1032,7 +1032,7 @@
         <m:oMath>
           <m:r>
             <m:rPr>
-              <m:sty m:val="b"/>
+              <m:sty m:val="bi"/>
             </m:rPr>
             <m:t>A</m:t>
           </m:r>
@@ -1154,7 +1154,7 @@
       <m:oMath>
         <m:r>
           <m:rPr>
-            <m:sty m:val="b"/>
+            <m:sty m:val="bi"/>
           </m:rPr>
           <m:t>C</m:t>
         </m:r>
@@ -1166,13 +1166,13 @@
         </m:r>
         <m:r>
           <m:rPr>
-            <m:sty m:val="b"/>
+            <m:sty m:val="bi"/>
           </m:rPr>
           <m:t>A</m:t>
         </m:r>
         <m:r>
           <m:rPr>
-            <m:sty m:val="b"/>
+            <m:sty m:val="bi"/>
           </m:rPr>
           <m:t>B</m:t>
         </m:r>
@@ -1195,7 +1195,7 @@
       <m:oMath>
         <m:r>
           <m:rPr>
-            <m:sty m:val="b"/>
+            <m:sty m:val="bi"/>
           </m:rPr>
           <m:t>A</m:t>
         </m:r>
@@ -1212,7 +1212,7 @@
       <m:oMath>
         <m:r>
           <m:rPr>
-            <m:sty m:val="b"/>
+            <m:sty m:val="bi"/>
           </m:rPr>
           <m:t>B</m:t>
         </m:r>
@@ -1930,7 +1930,7 @@
       <m:oMath>
         <m:r>
           <m:rPr>
-            <m:sty m:val="b"/>
+            <m:sty m:val="bi"/>
           </m:rPr>
           <m:t>A</m:t>
         </m:r>
@@ -1947,7 +1947,7 @@
       <m:oMath>
         <m:r>
           <m:rPr>
-            <m:sty m:val="b"/>
+            <m:sty m:val="bi"/>
           </m:rPr>
           <m:t>B</m:t>
         </m:r>
@@ -1967,7 +1967,7 @@
         <m:oMath>
           <m:r>
             <m:rPr>
-              <m:sty m:val="b"/>
+              <m:sty m:val="bi"/>
             </m:rPr>
             <m:t>A</m:t>
           </m:r>
@@ -2075,7 +2075,7 @@
                 </m:r>
                 <m:r>
                   <m:rPr>
-                    <m:sty m:val="b"/>
+                    <m:sty m:val="bi"/>
                   </m:rPr>
                   <m:t>B</m:t>
                 </m:r>
@@ -2705,7 +2705,7 @@
         </m:r>
         <m:r>
           <m:rPr>
-            <m:sty m:val="b"/>
+            <m:sty m:val="bi"/>
           </m:rPr>
           <m:t>r</m:t>
         </m:r>
